--- a/laporan/03_Laporan_Mingguan_Latsar/M2 - Laporan Mingguan Pelaksanaan Aktualisasi Pelatihan Dasar CPNS BPS Tahun 2026 (catatan mentor).docx
+++ b/laporan/03_Laporan_Mingguan_Latsar/M2 - Laporan Mingguan Pelaksanaan Aktualisasi Pelatihan Dasar CPNS BPS Tahun 2026 (catatan mentor).docx
@@ -186,33 +186,7 @@
               </w:rPr>
             </w:pPr>
             <w:r>
-              <w:rPr>
-                <w:rFonts w:ascii="Calibri" w:hAnsi="Calibri" w:cs="Calibri"/>
-                <w:b/>
-                <w:sz w:val="20"/>
-                <w:szCs w:val="20"/>
-              </w:rPr>
-              <w:t xml:space="preserve">Yahya Abdurrohman, </w:t>
-            </w:r>
-            <w:proofErr w:type="spellStart"/>
-            <w:r>
-              <w:rPr>
-                <w:rFonts w:ascii="Calibri" w:hAnsi="Calibri" w:cs="Calibri"/>
-                <w:b/>
-                <w:sz w:val="20"/>
-                <w:szCs w:val="20"/>
-              </w:rPr>
-              <w:t>S.Tr.Stat</w:t>
-            </w:r>
-            <w:proofErr w:type="spellEnd"/>
-            <w:r>
-              <w:rPr>
-                <w:rFonts w:ascii="Calibri" w:hAnsi="Calibri" w:cs="Calibri"/>
-                <w:b/>
-                <w:sz w:val="20"/>
-                <w:szCs w:val="20"/>
-              </w:rPr>
-              <w:t>.</w:t>
+              <w:t>Yahya Abdurrohman</w:t>
             </w:r>
           </w:p>
         </w:tc>
@@ -3109,6 +3083,8 @@
           <w:lang w:val="en-US"/>
         </w:rPr>
         <w:sectPr>
+          <w:headerReference w:type="default" r:id="rId19"/>
+          <w:footerReference w:type="default" r:id="rId20"/>
           <w:pgSz w:w="11900" w:h="16840"/>
           <w:pgMar w:top="720" w:right="720" w:bottom="720" w:left="720" w:header="708" w:footer="708" w:gutter="0"/>
           <w:cols w:space="708"/>
@@ -3134,6 +3110,26 @@
     </w:sectPr>
   </w:body>
 </w:document>
+</file>
+
+<file path=word/footer1.xml><?xml version="1.0" encoding="utf-8"?>
+<w:ftr xmlns:m="http://schemas.openxmlformats.org/officeDocument/2006/math" xmlns:mc="http://schemas.openxmlformats.org/markup-compatibility/2006" xmlns:mo="http://schemas.microsoft.com/office/mac/office/2008/main" xmlns:mv="urn:schemas-microsoft-com:mac:vml" xmlns:o="urn:schemas-microsoft-com:office:office" xmlns:r="http://schemas.openxmlformats.org/officeDocument/2006/relationships" xmlns:v="urn:schemas-microsoft-com:vml" xmlns:w10="urn:schemas-microsoft-com:office:word" xmlns:w14="http://schemas.microsoft.com/office/word/2010/wordml" xmlns:w="http://schemas.openxmlformats.org/wordprocessingml/2006/main" xmlns:wne="http://schemas.microsoft.com/office/word/2006/wordml" xmlns:wp14="http://schemas.microsoft.com/office/word/2010/wordprocessingDrawing" xmlns:wp="http://schemas.openxmlformats.org/drawingml/2006/wordprocessingDrawing" xmlns:wpc="http://schemas.microsoft.com/office/word/2010/wordprocessingCanvas" xmlns:wpg="http://schemas.microsoft.com/office/word/2010/wordprocessingGroup" xmlns:wpi="http://schemas.microsoft.com/office/word/2010/wordprocessingInk" xmlns:wps="http://schemas.microsoft.com/office/word/2010/wordprocessingShape" mc:Ignorable="w14 wp14">
+  <w:p>
+    <w:pPr>
+      <w:pStyle w:val="Footer"/>
+    </w:pPr>
+  </w:p>
+</w:ftr>
+</file>
+
+<file path=word/header1.xml><?xml version="1.0" encoding="utf-8"?>
+<w:hdr xmlns:m="http://schemas.openxmlformats.org/officeDocument/2006/math" xmlns:mc="http://schemas.openxmlformats.org/markup-compatibility/2006" xmlns:mo="http://schemas.microsoft.com/office/mac/office/2008/main" xmlns:mv="urn:schemas-microsoft-com:mac:vml" xmlns:o="urn:schemas-microsoft-com:office:office" xmlns:r="http://schemas.openxmlformats.org/officeDocument/2006/relationships" xmlns:v="urn:schemas-microsoft-com:vml" xmlns:w10="urn:schemas-microsoft-com:office:word" xmlns:w14="http://schemas.microsoft.com/office/word/2010/wordml" xmlns:w="http://schemas.openxmlformats.org/wordprocessingml/2006/main" xmlns:wne="http://schemas.microsoft.com/office/word/2006/wordml" xmlns:wp14="http://schemas.microsoft.com/office/word/2010/wordprocessingDrawing" xmlns:wp="http://schemas.openxmlformats.org/drawingml/2006/wordprocessingDrawing" xmlns:wpc="http://schemas.microsoft.com/office/word/2010/wordprocessingCanvas" xmlns:wpg="http://schemas.microsoft.com/office/word/2010/wordprocessingGroup" xmlns:wpi="http://schemas.microsoft.com/office/word/2010/wordprocessingInk" xmlns:wps="http://schemas.microsoft.com/office/word/2010/wordprocessingShape" mc:Ignorable="w14 wp14">
+  <w:p>
+    <w:pPr>
+      <w:pStyle w:val="Header"/>
+    </w:pPr>
+  </w:p>
+</w:hdr>
 </file>
 
 <file path=word/numbering.xml><?xml version="1.0" encoding="utf-8"?>
